--- a/downloads/documents/04 Units/Unit 06 - Food Systems and Production - From Farm to Table/Lesson 06.13 - Scale the Recipe and Cost It From the Circular.docx
+++ b/downloads/documents/04 Units/Unit 06 - Food Systems and Production - From Farm to Table/Lesson 06.13 - Scale the Recipe and Cost It From the Circular.docx
@@ -360,7 +360,7 @@
         <w:t xml:space="preserve"> </w:t>
       </w:r>
       <w:r>
-        <w:t xml:space="preserve">Tier 3 (FACS): yield, portion, per serving, unit price, food cost, store brand, purchasable unit. See the unit vocabulary list for Turkish, Portuguese, and Spanish.</w:t>
+        <w:t xml:space="preserve">Tier 3 (FACS): yield, portion, per serving, unit price, food cost, store brand, purchasable unit. See the unit vocabulary list for the Spanish column.</w:t>
       </w:r>
     </w:p>
     <w:p>
@@ -1636,7 +1636,7 @@
         <w:pStyle w:val="Compact"/>
       </w:pPr>
       <w:r>
-        <w:t xml:space="preserve">ELL: the conversion strip is pictures of the four packages with the numbers on them, not sentences; the costing sheet’s column headings have the Turkish, Portuguese, and Spanish word under the English (see</w:t>
+        <w:t xml:space="preserve">ELL: the conversion strip is pictures of the four packages with the numbers on them, not sentences; the costing sheet’s column headings have the Spanish words under the English (see</w:t>
       </w:r>
       <w:r>
         <w:t xml:space="preserve"> </w:t>
@@ -1648,7 +1648,7 @@
         <w:t xml:space="preserve">Vocabulary 06.md</w:t>
       </w:r>
       <w:r>
-        <w:t xml:space="preserve">); the swap log has a sentence frame in all four languages; a circular is a picture document, which is one reason this lesson works well for a newcomer.</w:t>
+        <w:t xml:space="preserve">); the swap log has a sentence frame in English and Spanish; a circular is a picture document, which is one reason this lesson works well for a newcomer.</w:t>
       </w:r>
     </w:p>
     <w:p>
@@ -2255,7 +2255,7 @@
     <w:sectPr>
       <w:headerReference w:type="default" r:id="rId9"/>
       <w:pgSz w:w="12240" w:h="15840"/>
-      <w:pgMar w:top="1440" w:bottom="1440" w:left="1440" w:right="1440" w:header="504"/>
+      <w:pgMar w:top="1296" w:bottom="1296" w:left="1296" w:right="1296" w:header="504"/>
     </w:sectPr>
   </w:body>
 </w:document>
